--- a/_meta/theme/template-guideline.docx
+++ b/_meta/theme/template-guideline.docx
@@ -635,8 +635,8 @@
       <w:footerReference w:type="even" r:id="rId10"/>
       <w:footerReference w:type="default" r:id="rId11"/>
       <w:footerReference w:type="first" r:id="rId12"/>
-      <w:pgSz w:w="12240" w:h="15840"/>
-      <w:pgMar w:top="1440" w:right="1440" w:bottom="1440" w:left="1440" w:header="720" w:footer="720" w:gutter="0"/>
+      <w:pgSz w:w="11906" w:h="16838"/>
+      <w:pgMar w:top="1440" w:right="1440" w:bottom="1900" w:left="1440" w:header="720" w:footer="720" w:gutter="0"/>
       <w:pgNumType w:start="0"/>
       <w:cols w:space="720"/>
       <w:formProt w:val="0"/>
@@ -1259,6 +1259,7 @@
                 </pic:nvPicPr>
                 <pic:blipFill>
                   <a:blip r:embed="rId1">
+                    <a:alphaModFix amt="70000"/>
                     <a:extLst>
                       <a:ext uri="{28A0092B-C50C-407E-A947-70E740481C1C}">
                         <a14:useLocalDpi xmlns:a14="http://schemas.microsoft.com/office/drawing/2010/main" val="0"/>
@@ -1321,7 +1322,9 @@
                   </pic:cNvPicPr>
                 </pic:nvPicPr>
                 <pic:blipFill>
-                  <a:blip r:embed="rId2"/>
+                  <a:blip r:embed="rId2">
+                    <a:alphaModFix amt="70000"/>
+                  </a:blip>
                   <a:stretch>
                     <a:fillRect/>
                   </a:stretch>
@@ -1372,7 +1375,9 @@
                   </pic:cNvPicPr>
                 </pic:nvPicPr>
                 <pic:blipFill>
-                  <a:blip r:embed="rId3"/>
+                  <a:blip r:embed="rId3">
+                    <a:alphaModFix amt="70000"/>
+                  </a:blip>
                   <a:stretch>
                     <a:fillRect/>
                   </a:stretch>
@@ -1401,7 +1406,7 @@
         <wp:anchor distT="0" distB="0" distL="114300" distR="114300" simplePos="0" relativeHeight="7" behindDoc="1" locked="0" layoutInCell="0" allowOverlap="1" wp14:anchorId="5F2B240F" wp14:editId="63467143">
           <wp:simplePos x="0" y="0"/>
           <wp:positionH relativeFrom="margin">
-            <wp:posOffset>5756275</wp:posOffset>
+            <wp:posOffset>5505000</wp:posOffset>
           </wp:positionH>
           <wp:positionV relativeFrom="margin">
             <wp:posOffset>-629920</wp:posOffset>
@@ -1423,7 +1428,9 @@
                   </pic:cNvPicPr>
                 </pic:nvPicPr>
                 <pic:blipFill>
-                  <a:blip r:embed="rId4"/>
+                  <a:blip r:embed="rId4">
+                    <a:alphaModFix amt="70000"/>
+                  </a:blip>
                   <a:stretch>
                     <a:fillRect/>
                   </a:stretch>
@@ -2084,7 +2091,7 @@
     <w:qFormat/>
     <w:rsid w:val="00FB7374"/>
     <w:pPr>
-      <w:spacing w:after="200"/>
+      <w:spacing w:after="120" w:line="276" w:lineRule="auto"/>
       <w:jc w:val="both"/>
     </w:pPr>
     <w:rPr>
@@ -2102,7 +2109,7 @@
     <w:pPr>
       <w:keepNext/>
       <w:keepLines/>
-      <w:spacing w:before="360" w:after="80"/>
+      <w:spacing w:before="360" w:after="240"/>
       <w:jc w:val="both"/>
       <w:outlineLvl w:val="0"/>
     </w:pPr>
@@ -2133,7 +2140,7 @@
       <w:b/>
       <w:color w:val="004494"/>
       <w:sz w:val="28"/>
-      <w:szCs w:val="32"/>
+      <w:szCs w:val="28"/>
     </w:rPr>
   </w:style>
   <w:style w:type="paragraph" w:styleId="Heading3">
@@ -2157,7 +2164,8 @@
       <w:b/>
       <w:i/>
       <w:color w:val="004494"/>
-      <w:szCs w:val="28"/>
+      <w:szCs w:val="24"/>
+      <w:sz w:val="24"/>
     </w:rPr>
   </w:style>
   <w:style w:type="paragraph" w:styleId="Heading4">
@@ -2181,6 +2189,7 @@
       <w:i/>
       <w:iCs/>
       <w:color w:val="0F4761" w:themeColor="accent1" w:themeShade="BF"/>
+      <w:sz w:val="22"/>
     </w:rPr>
   </w:style>
   <w:style w:type="paragraph" w:styleId="Heading5">
@@ -2494,8 +2503,8 @@
     <w:qFormat/>
     <w:rsid w:val="00C07A0D"/>
     <w:rPr>
-      <w:rFonts w:ascii="Consolas" w:hAnsi="Consolas"/>
-      <w:sz w:val="18"/>
+      <w:rFonts w:ascii="DejaVu Sans Mono" w:hAnsi="DejaVu Sans Mono" w:cs="DejaVu Sans Mono"/>
+      <w:sz w:val="19"/>
     </w:rPr>
   </w:style>
   <w:style w:type="character" w:customStyle="1" w:styleId="SectionNumber">
@@ -2527,7 +2536,7 @@
       <w:i w:val="0"/>
       <w:color w:val="605C9F"/>
       <w:sz w:val="22"/>
-      <w:u w:val="single"/>
+      <w:u w:val="none"/>
     </w:rPr>
   </w:style>
   <w:style w:type="character" w:customStyle="1" w:styleId="HeaderChar">
@@ -2546,7 +2555,7 @@
     <w:rsid w:val="00264FAF"/>
     <w:rPr>
       <w:rFonts w:ascii="Calibri" w:hAnsi="Calibri"/>
-      <w:color w:val="404040" w:themeColor="text1" w:themeTint="BF"/>
+      <w:color w:val="808080"/>
       <w:sz w:val="22"/>
     </w:rPr>
   </w:style>
@@ -2670,11 +2679,10 @@
     <w:basedOn w:val="Normal"/>
     <w:qFormat/>
     <w:rsid w:val="00C016A0"/>
-    <w:pPr>
-      <w:spacing w:before="180" w:after="180"/>
-    </w:pPr>
+    <w:pPr/>
     <w:rPr>
       <w:rFonts w:cs="Times New Roman (Body CS)"/>
+      <w:sz w:val="22"/>
     </w:rPr>
   </w:style>
   <w:style w:type="paragraph" w:styleId="List">
@@ -2690,9 +2698,12 @@
     <w:link w:val="CaptionChar"/>
     <w:qFormat/>
     <w:pPr>
+      <w:jc w:val="center"/>
       <w:spacing w:after="120"/>
     </w:pPr>
     <w:rPr>
+      <w:sz w:val="20"/>
+      <w:szCs w:val="20"/>
       <w:i/>
     </w:rPr>
   </w:style>
@@ -2720,11 +2731,11 @@
     <w:qFormat/>
     <w:rsid w:val="00B07C53"/>
     <w:pPr>
-      <w:spacing w:before="36" w:after="36"/>
+      <w:spacing w:after="60" w:line="276" w:lineRule="auto"/>
       <w:jc w:val="left"/>
     </w:pPr>
     <w:rPr>
-      <w:sz w:val="18"/>
+      <w:sz w:val="22"/>
     </w:rPr>
   </w:style>
   <w:style w:type="paragraph" w:styleId="Title">
@@ -2898,19 +2909,13 @@
   </w:style>
   <w:style w:type="paragraph" w:customStyle="1" w:styleId="TableCaption">
     <w:name w:val="Table Caption"/>
-    <w:basedOn w:val="Caption"/>
+    <w:basedOn w:val="ImageCaption"/>
     <w:qFormat/>
     <w:rsid w:val="007F1B59"/>
     <w:pPr>
+      <w:spacing w:before="240" w:after="60"/>
       <w:keepNext/>
     </w:pPr>
-    <w:rPr>
-      <w:rFonts w:ascii="Arial" w:hAnsi="Arial"/>
-      <w:b/>
-      <w:i w:val="0"/>
-      <w:color w:val="004494"/>
-      <w:sz w:val="19"/>
-    </w:rPr>
   </w:style>
   <w:style w:type="paragraph" w:customStyle="1" w:styleId="ImageCaption">
     <w:name w:val="Image Caption"/>
@@ -2926,6 +2931,9 @@
     </w:rPr>
   </w:style>
   <w:style w:type="paragraph" w:customStyle="1" w:styleId="Figure">
+    <w:pPr>
+      <w:jc w:val="center"/>
+    </w:pPr>
     <w:name w:val="Figure"/>
     <w:basedOn w:val="Normal"/>
     <w:qFormat/>
@@ -2935,6 +2943,7 @@
     <w:basedOn w:val="Figure"/>
     <w:qFormat/>
     <w:pPr>
+      <w:jc w:val="center"/>
       <w:keepNext/>
     </w:pPr>
   </w:style>
@@ -2966,6 +2975,7 @@
         <w:numId w:val="1"/>
       </w:numPr>
       <w:contextualSpacing/>
+      <w:ind w:left="360" w:hanging="360"/>
     </w:pPr>
   </w:style>
   <w:style w:type="paragraph" w:customStyle="1" w:styleId="HeaderandFooter">
@@ -3001,7 +3011,7 @@
       <w:spacing w:after="0"/>
     </w:pPr>
     <w:rPr>
-      <w:color w:val="404040" w:themeColor="text1" w:themeTint="BF"/>
+      <w:color w:val="808080"/>
     </w:rPr>
   </w:style>
   <w:style w:type="paragraph" w:customStyle="1" w:styleId="SourceCode">
@@ -3009,12 +3019,12 @@
     <w:qFormat/>
     <w:rsid w:val="00FC1628"/>
     <w:pPr>
-      <w:spacing w:after="200"/>
+      <w:spacing w:after="200" w:line="260" w:lineRule="auto"/>
       <w:jc w:val="both"/>
     </w:pPr>
     <w:rPr>
-      <w:rFonts w:ascii="Consolas" w:hAnsi="Consolas"/>
-      <w:sz w:val="18"/>
+      <w:rFonts w:ascii="DejaVu Sans Mono" w:hAnsi="DejaVu Sans Mono" w:cs="DejaVu Sans Mono"/>
+      <w:sz w:val="19"/>
     </w:rPr>
   </w:style>
   <w:style w:type="paragraph" w:customStyle="1" w:styleId="Verbatimchar0">
